--- a/docs/结题验收对照矩阵.docx
+++ b/docs/结题验收对照矩阵.docx
@@ -460,7 +460,7 @@
         </w:tc>
         <w:tc>
           <w:tcPr>
-            <w:tcW w:type="dxa" w:w="1846"/>
+            <w:tcW w:type="dxa" w:w="1873"/>
             <w:shd w:val="clear" w:color="auto" w:fill="D9D9D9"/>
           </w:tcPr>
           <w:p>
@@ -478,7 +478,7 @@
         </w:tc>
         <w:tc>
           <w:tcPr>
-            <w:tcW w:type="dxa" w:w="2483"/>
+            <w:tcW w:type="dxa" w:w="2508"/>
             <w:shd w:val="clear" w:color="auto" w:fill="D9D9D9"/>
           </w:tcPr>
           <w:p>
@@ -496,7 +496,7 @@
         </w:tc>
         <w:tc>
           <w:tcPr>
-            <w:tcW w:type="dxa" w:w="2483"/>
+            <w:tcW w:type="dxa" w:w="2508"/>
             <w:shd w:val="clear" w:color="auto" w:fill="D9D9D9"/>
           </w:tcPr>
           <w:p>
@@ -514,7 +514,7 @@
         </w:tc>
         <w:tc>
           <w:tcPr>
-            <w:tcW w:type="dxa" w:w="1295"/>
+            <w:tcW w:type="dxa" w:w="1218"/>
             <w:shd w:val="clear" w:color="auto" w:fill="D9D9D9"/>
           </w:tcPr>
           <w:p>
@@ -549,7 +549,7 @@
         </w:tc>
         <w:tc>
           <w:tcPr>
-            <w:tcW w:type="dxa" w:w="1846"/>
+            <w:tcW w:type="dxa" w:w="1873"/>
           </w:tcPr>
           <w:p>
             <w:r>
@@ -564,7 +564,7 @@
         </w:tc>
         <w:tc>
           <w:tcPr>
-            <w:tcW w:type="dxa" w:w="2483"/>
+            <w:tcW w:type="dxa" w:w="2508"/>
           </w:tcPr>
           <w:p>
             <w:r>
@@ -579,7 +579,7 @@
         </w:tc>
         <w:tc>
           <w:tcPr>
-            <w:tcW w:type="dxa" w:w="2483"/>
+            <w:tcW w:type="dxa" w:w="2508"/>
           </w:tcPr>
           <w:p>
             <w:r>
@@ -646,7 +646,7 @@
         </w:tc>
         <w:tc>
           <w:tcPr>
-            <w:tcW w:type="dxa" w:w="1295"/>
+            <w:tcW w:type="dxa" w:w="1218"/>
           </w:tcPr>
           <w:p>
             <w:r>
@@ -678,7 +678,7 @@
         </w:tc>
         <w:tc>
           <w:tcPr>
-            <w:tcW w:type="dxa" w:w="1846"/>
+            <w:tcW w:type="dxa" w:w="1873"/>
           </w:tcPr>
           <w:p>
             <w:r>
@@ -693,7 +693,7 @@
         </w:tc>
         <w:tc>
           <w:tcPr>
-            <w:tcW w:type="dxa" w:w="2483"/>
+            <w:tcW w:type="dxa" w:w="2508"/>
           </w:tcPr>
           <w:p>
             <w:r>
@@ -708,7 +708,7 @@
         </w:tc>
         <w:tc>
           <w:tcPr>
-            <w:tcW w:type="dxa" w:w="2483"/>
+            <w:tcW w:type="dxa" w:w="2508"/>
           </w:tcPr>
           <w:p>
             <w:r>
@@ -738,7 +738,7 @@
         </w:tc>
         <w:tc>
           <w:tcPr>
-            <w:tcW w:type="dxa" w:w="1295"/>
+            <w:tcW w:type="dxa" w:w="1218"/>
           </w:tcPr>
           <w:p>
             <w:r>
@@ -770,7 +770,7 @@
         </w:tc>
         <w:tc>
           <w:tcPr>
-            <w:tcW w:type="dxa" w:w="1846"/>
+            <w:tcW w:type="dxa" w:w="1873"/>
           </w:tcPr>
           <w:p>
             <w:r>
@@ -785,7 +785,7 @@
         </w:tc>
         <w:tc>
           <w:tcPr>
-            <w:tcW w:type="dxa" w:w="2483"/>
+            <w:tcW w:type="dxa" w:w="2508"/>
           </w:tcPr>
           <w:p>
             <w:r>
@@ -815,7 +815,7 @@
         </w:tc>
         <w:tc>
           <w:tcPr>
-            <w:tcW w:type="dxa" w:w="2483"/>
+            <w:tcW w:type="dxa" w:w="2508"/>
           </w:tcPr>
           <w:p>
             <w:r>
@@ -844,7 +844,7 @@
         </w:tc>
         <w:tc>
           <w:tcPr>
-            <w:tcW w:type="dxa" w:w="1295"/>
+            <w:tcW w:type="dxa" w:w="1218"/>
           </w:tcPr>
           <w:p>
             <w:r>
@@ -885,7 +885,7 @@
         </w:tc>
         <w:tc>
           <w:tcPr>
-            <w:tcW w:type="dxa" w:w="1846"/>
+            <w:tcW w:type="dxa" w:w="1873"/>
           </w:tcPr>
           <w:p>
             <w:r>
@@ -900,7 +900,7 @@
         </w:tc>
         <w:tc>
           <w:tcPr>
-            <w:tcW w:type="dxa" w:w="2483"/>
+            <w:tcW w:type="dxa" w:w="2508"/>
           </w:tcPr>
           <w:p>
             <w:r>
@@ -915,7 +915,7 @@
         </w:tc>
         <w:tc>
           <w:tcPr>
-            <w:tcW w:type="dxa" w:w="2483"/>
+            <w:tcW w:type="dxa" w:w="2508"/>
           </w:tcPr>
           <w:p>
             <w:r>
@@ -1004,7 +1004,7 @@
         </w:tc>
         <w:tc>
           <w:tcPr>
-            <w:tcW w:type="dxa" w:w="1295"/>
+            <w:tcW w:type="dxa" w:w="1218"/>
           </w:tcPr>
           <w:p>
             <w:r>
@@ -1036,7 +1036,7 @@
         </w:tc>
         <w:tc>
           <w:tcPr>
-            <w:tcW w:type="dxa" w:w="1846"/>
+            <w:tcW w:type="dxa" w:w="1873"/>
           </w:tcPr>
           <w:p>
             <w:r>
@@ -1051,60 +1051,62 @@
         </w:tc>
         <w:tc>
           <w:tcPr>
-            <w:tcW w:type="dxa" w:w="2483"/>
-          </w:tcPr>
-          <w:p>
-            <w:r>
-              <w:rPr>
-                <w:rFonts w:ascii="宋体" w:hAnsi="宋体" w:eastAsia="宋体"/>
-                <w:color w:val="000000"/>
-                <w:sz w:val="18"/>
-              </w:rPr>
-              <w:t>源码与资源随包交付（</w:t>
+            <w:tcW w:type="dxa" w:w="2508"/>
+          </w:tcPr>
+          <w:p>
+            <w:r>
+              <w:rPr>
+                <w:rFonts w:ascii="宋体" w:hAnsi="宋体" w:eastAsia="宋体"/>
+                <w:b/>
+                <w:color w:val="000000"/>
+                <w:sz w:val="18"/>
+              </w:rPr>
+              <w:t>已发布到 GitHub 公开仓库</w:t>
+            </w:r>
+            <w:r>
+              <w:rPr>
+                <w:rFonts w:ascii="宋体" w:hAnsi="宋体" w:eastAsia="宋体"/>
+                <w:color w:val="000000"/>
+                <w:sz w:val="18"/>
+              </w:rPr>
+              <w:t>：https://github.com/SchnappiMika/lightweight-mistake-classifier；含全部源码、资源、测试、工具与文档，共 270 个受版本控制的文件</w:t>
+            </w:r>
+          </w:p>
+        </w:tc>
+        <w:tc>
+          <w:tcPr>
+            <w:tcW w:type="dxa" w:w="2508"/>
+          </w:tcPr>
+          <w:p>
+            <w:r>
+              <w:rPr>
+                <w:rFonts w:ascii="宋体" w:hAnsi="宋体" w:eastAsia="宋体"/>
+                <w:color w:val="000000"/>
+                <w:sz w:val="18"/>
+              </w:rPr>
+              <w:t>仓库地址；</w:t>
             </w:r>
             <w:r>
               <w:rPr>
                 <w:rFonts w:ascii="Consolas" w:hAnsi="Consolas" w:eastAsia="宋体"/>
                 <w:sz w:val="18"/>
               </w:rPr>
-              <w:t>对应源代码.zip</w:t>
-            </w:r>
-            <w:r>
-              <w:rPr>
-                <w:rFonts w:ascii="宋体" w:hAnsi="宋体" w:eastAsia="宋体"/>
-                <w:color w:val="000000"/>
-                <w:sz w:val="18"/>
-              </w:rPr>
-              <w:t>，含逐文件 SHA-256）；公开仓库发布另行安排，发布前核对清单见许可说明</w:t>
-            </w:r>
-          </w:p>
-        </w:tc>
-        <w:tc>
-          <w:tcPr>
-            <w:tcW w:type="dxa" w:w="2483"/>
-          </w:tcPr>
-          <w:p>
-            <w:r>
-              <w:rPr>
-                <w:rFonts w:ascii="Consolas" w:hAnsi="Consolas" w:eastAsia="宋体"/>
-                <w:sz w:val="18"/>
-              </w:rPr>
               <w:t>docs/开源交付与许可说明.md</w:t>
             </w:r>
           </w:p>
         </w:tc>
         <w:tc>
           <w:tcPr>
-            <w:tcW w:type="dxa" w:w="1295"/>
-          </w:tcPr>
-          <w:p>
-            <w:r>
-              <w:rPr>
-                <w:rFonts w:ascii="宋体" w:hAnsi="宋体" w:eastAsia="宋体"/>
-                <w:color w:val="000000"/>
-                <w:sz w:val="18"/>
-              </w:rPr>
-              <w:t>⚠️ 源码已交付；公开发布另行安排</w:t>
+            <w:tcW w:type="dxa" w:w="1218"/>
+          </w:tcPr>
+          <w:p>
+            <w:r>
+              <w:rPr>
+                <w:rFonts w:ascii="宋体" w:hAnsi="宋体" w:eastAsia="宋体"/>
+                <w:color w:val="000000"/>
+                <w:sz w:val="18"/>
+              </w:rPr>
+              <w:t>✅ 已公开发布</w:t>
             </w:r>
           </w:p>
         </w:tc>
@@ -1127,7 +1129,7 @@
         </w:tc>
         <w:tc>
           <w:tcPr>
-            <w:tcW w:type="dxa" w:w="1846"/>
+            <w:tcW w:type="dxa" w:w="1873"/>
           </w:tcPr>
           <w:p>
             <w:r>
@@ -1142,7 +1144,7 @@
         </w:tc>
         <w:tc>
           <w:tcPr>
-            <w:tcW w:type="dxa" w:w="2483"/>
+            <w:tcW w:type="dxa" w:w="2508"/>
           </w:tcPr>
           <w:p>
             <w:r>
@@ -1157,7 +1159,7 @@
         </w:tc>
         <w:tc>
           <w:tcPr>
-            <w:tcW w:type="dxa" w:w="2483"/>
+            <w:tcW w:type="dxa" w:w="2508"/>
           </w:tcPr>
           <w:p>
             <w:r>
@@ -1209,7 +1211,7 @@
         </w:tc>
         <w:tc>
           <w:tcPr>
-            <w:tcW w:type="dxa" w:w="1295"/>
+            <w:tcW w:type="dxa" w:w="1218"/>
           </w:tcPr>
           <w:p>
             <w:r>
@@ -1258,7 +1260,7 @@
         </w:tc>
         <w:tc>
           <w:tcPr>
-            <w:tcW w:type="dxa" w:w="1846"/>
+            <w:tcW w:type="dxa" w:w="1873"/>
           </w:tcPr>
           <w:p>
             <w:r>
@@ -1273,7 +1275,7 @@
         </w:tc>
         <w:tc>
           <w:tcPr>
-            <w:tcW w:type="dxa" w:w="2483"/>
+            <w:tcW w:type="dxa" w:w="2508"/>
           </w:tcPr>
           <w:p>
             <w:r>
@@ -1288,7 +1290,7 @@
         </w:tc>
         <w:tc>
           <w:tcPr>
-            <w:tcW w:type="dxa" w:w="2483"/>
+            <w:tcW w:type="dxa" w:w="2508"/>
           </w:tcPr>
           <w:p>
             <w:r>
@@ -1317,7 +1319,7 @@
         </w:tc>
         <w:tc>
           <w:tcPr>
-            <w:tcW w:type="dxa" w:w="1295"/>
+            <w:tcW w:type="dxa" w:w="1218"/>
           </w:tcPr>
           <w:p>
             <w:r>

--- a/docs/结题验收对照矩阵.docx
+++ b/docs/结题验收对照矩阵.docx
@@ -1069,7 +1069,7 @@
                 <w:color w:val="000000"/>
                 <w:sz w:val="18"/>
               </w:rPr>
-              <w:t>：https://github.com/SchnappiMika/lightweight-mistake-classifier；含全部源码、资源、测试、工具与文档，共 270 个受版本控制的文件</w:t>
+              <w:t>：https://github.com/SchnappiMika/lightweight-mistake-classifier；含全部源码、资源、测试、工具与文档，共 268 个受版本控制的文件</w:t>
             </w:r>
           </w:p>
         </w:tc>

--- a/docs/结题验收对照矩阵.docx
+++ b/docs/结题验收对照矩阵.docx
@@ -1069,7 +1069,7 @@
                 <w:color w:val="000000"/>
                 <w:sz w:val="18"/>
               </w:rPr>
-              <w:t>：https://github.com/SchnappiMika/lightweight-mistake-classifier；含全部源码、资源、测试、工具与文档，共 268 个受版本控制的文件</w:t>
+              <w:t>：https://github.com/SchnappiMika/lightweight-mistake-classifier；含全部源码、资源、测试、工具与文档，共 269 个受版本控制的文件</w:t>
             </w:r>
           </w:p>
         </w:tc>
